--- a/pr-preview/pr-198/classification-handout-tracked-changes.docx
+++ b/pr-preview/pr-198/classification-handout-tracked-changes.docx
@@ -16,7 +16,7 @@
       </w:pPr>
       <w:del w:id="1" w:author="PR Preview" w:date="2026-01-01T00:00:00Z">
         <w:r>
-          <w:delText xml:space="preserve">Last modified: 2026-10-15 01:50:16 (PDT)</w:delText>
+          <w:delText xml:space="preserve">Last modified: 2026-10-15 06:17:56 (PDT)</w:delText>
         </w:r>
       </w:del>
     </w:p>
@@ -26,7 +26,7 @@
       </w:pPr>
       <w:ins w:id="2" w:author="PR Preview" w:date="2026-01-01T00:00:00Z">
         <w:r>
-          <w:t xml:space="preserve">Last modified: 2026-10-15 01:39:39 (PDT)</w:t>
+          <w:t xml:space="preserve">Last modified: 2026-10-15 08:11:22 (PDT)</w:t>
         </w:r>
       </w:ins>
     </w:p>
@@ -3933,7 +3933,7 @@
     </w:p>
     <w:bookmarkEnd w:id="42"/>
     <w:bookmarkEnd w:id="43"/>
-    <w:bookmarkStart w:id="59" w:name="X076ffac91629c23ab63ea48ae4a49dc44f38759"/>
+    <w:bookmarkStart w:id="63" w:name="X076ffac91629c23ab63ea48ae4a49dc44f38759"/>
     <w:p>
       <w:pPr>
         <w:pStyle w:val="Heading2"/>
@@ -5179,10 +5179,371 @@
       <w:bookmarkEnd w:id="45"/>
     </w:p>
     <w:bookmarkEnd w:id="46"/>
-    <w:bookmarkStart w:id="47" w:name="exr-ppv-bayes"/>
+    <w:bookmarkStart w:id="48" w:name="thm-prob-positive"/>
     <w:p>
       <w:pPr>
         <w:pStyle w:val="FirstParagraph"/>
+      </w:pPr>
+      <w:r>
+        <w:rPr>
+          <w:b/>
+          <w:bCs/>
+        </w:rPr>
+        <w:t xml:space="preserve">Theorem 1 (Probability of a positive test)</w:t>
+      </w:r>
+      <w:r>
+        <w:t xml:space="preserve"> </w:t>
+      </w:r>
+      <w:r>
+        <w:t xml:space="preserve">Let</w:t>
+      </w:r>
+      <w:r>
+        <w:t xml:space="preserve"> </w:t>
+      </w:r>
+      <m:oMath>
+        <m:r>
+          <m:rPr>
+            <m:nor/>
+            <m:sty m:val="p"/>
+          </m:rPr>
+          <m:t>sens</m:t>
+        </m:r>
+      </m:oMath>
+      <w:r>
+        <w:t xml:space="preserve"> </w:t>
+      </w:r>
+      <w:r>
+        <w:t xml:space="preserve">be the</w:t>
+      </w:r>
+      <w:r>
+        <w:t xml:space="preserve"> </w:t>
+      </w:r>
+      <w:hyperlink w:anchor="def-sensitivity">
+        <w:r>
+          <w:rPr>
+            <w:rStyle w:val="Hyperlink"/>
+          </w:rPr>
+          <w:t xml:space="preserve">sensitivity</w:t>
+        </w:r>
+      </w:hyperlink>
+      <w:r>
+        <w:t xml:space="preserve"> </w:t>
+      </w:r>
+      <w:r>
+        <w:t xml:space="preserve">of a diagnostic test,</w:t>
+      </w:r>
+      <w:r>
+        <w:t xml:space="preserve"> </w:t>
+      </w:r>
+      <m:oMath>
+        <m:r>
+          <m:rPr>
+            <m:nor/>
+            <m:sty m:val="p"/>
+          </m:rPr>
+          <m:t>spec</m:t>
+        </m:r>
+      </m:oMath>
+      <w:r>
+        <w:t xml:space="preserve"> </w:t>
+      </w:r>
+      <w:r>
+        <w:t xml:space="preserve">its</w:t>
+      </w:r>
+      <w:r>
+        <w:t xml:space="preserve"> </w:t>
+      </w:r>
+      <w:hyperlink w:anchor="def-specificity">
+        <w:r>
+          <w:rPr>
+            <w:rStyle w:val="Hyperlink"/>
+          </w:rPr>
+          <w:t xml:space="preserve">specificity</w:t>
+        </w:r>
+      </w:hyperlink>
+      <w:r>
+        <w:t xml:space="preserve">,</w:t>
+      </w:r>
+      <w:r>
+        <w:t xml:space="preserve"> </w:t>
+      </w:r>
+      <w:r>
+        <w:t xml:space="preserve">and</w:t>
+      </w:r>
+      <w:r>
+        <w:t xml:space="preserve"> </w:t>
+      </w:r>
+      <m:oMath>
+        <m:r>
+          <m:t>π</m:t>
+        </m:r>
+      </m:oMath>
+      <w:r>
+        <w:t xml:space="preserve"> </w:t>
+      </w:r>
+      <w:r>
+        <w:t xml:space="preserve">the</w:t>
+      </w:r>
+      <w:r>
+        <w:t xml:space="preserve"> </w:t>
+      </w:r>
+      <w:hyperlink w:anchor="def-prevalence">
+        <w:r>
+          <w:rPr>
+            <w:rStyle w:val="Hyperlink"/>
+          </w:rPr>
+          <w:t xml:space="preserve">prevalence</w:t>
+        </w:r>
+      </w:hyperlink>
+      <w:r>
+        <w:t xml:space="preserve"> </w:t>
+      </w:r>
+      <w:r>
+        <w:t xml:space="preserve">of the disease.</w:t>
+      </w:r>
+      <w:r>
+        <w:t xml:space="preserve"> </w:t>
+      </w:r>
+      <w:r>
+        <w:t xml:space="preserve">Then the probability</w:t>
+      </w:r>
+      <w:r>
+        <w:t xml:space="preserve"> </w:t>
+      </w:r>
+      <m:oMath>
+        <m:r>
+          <m:rPr>
+            <m:sty m:val="p"/>
+          </m:rPr>
+          <m:t>Pr</m:t>
+        </m:r>
+        <m:r>
+          <m:rPr>
+            <m:sty m:val="p"/>
+          </m:rPr>
+          <m:t>(</m:t>
+        </m:r>
+        <m:r>
+          <m:rPr>
+            <m:sty m:val="p"/>
+          </m:rPr>
+          <m:t>+</m:t>
+        </m:r>
+        <m:r>
+          <m:rPr>
+            <m:sty m:val="p"/>
+          </m:rPr>
+          <m:t>)</m:t>
+        </m:r>
+      </m:oMath>
+      <w:r>
+        <w:t xml:space="preserve"> </w:t>
+      </w:r>
+      <w:r>
+        <w:t xml:space="preserve">that the test is positive is:</w:t>
+      </w:r>
+    </w:p>
+    <w:p>
+      <w:pPr>
+        <w:pStyle w:val="BodyText"/>
+      </w:pPr>
+      <w:bookmarkStart w:id="47" w:name="eq-prob-positive"/>
+      <m:oMathPara>
+        <m:oMathParaPr>
+          <m:jc m:val="center"/>
+        </m:oMathParaPr>
+        <m:oMath>
+          <m:r>
+            <m:rPr>
+              <m:sty m:val="p"/>
+            </m:rPr>
+            <m:t>Pr</m:t>
+          </m:r>
+          <m:r>
+            <m:rPr>
+              <m:sty m:val="p"/>
+            </m:rPr>
+            <m:t>(</m:t>
+          </m:r>
+          <m:r>
+            <m:rPr>
+              <m:sty m:val="p"/>
+            </m:rPr>
+            <m:t>+</m:t>
+          </m:r>
+          <m:r>
+            <m:rPr>
+              <m:sty m:val="p"/>
+            </m:rPr>
+            <m:t>)</m:t>
+          </m:r>
+          <m:r>
+            <m:rPr>
+              <m:sty m:val="p"/>
+            </m:rPr>
+            <m:t>=</m:t>
+          </m:r>
+          <m:r>
+            <m:rPr>
+              <m:nor/>
+              <m:sty m:val="p"/>
+            </m:rPr>
+            <m:t>sens</m:t>
+          </m:r>
+          <m:r>
+            <m:rPr>
+              <m:sty m:val="p"/>
+            </m:rPr>
+            <m:t>⋅</m:t>
+          </m:r>
+          <m:r>
+            <m:t>π</m:t>
+          </m:r>
+          <m:r>
+            <m:rPr>
+              <m:sty m:val="p"/>
+            </m:rPr>
+            <m:t>+</m:t>
+          </m:r>
+          <m:r>
+            <m:t>​</m:t>
+          </m:r>
+          <m:d>
+            <m:dPr>
+              <m:begChr m:val="("/>
+              <m:sepChr m:val=""/>
+              <m:endChr m:val=")"/>
+              <m:grow/>
+            </m:dPr>
+            <m:e>
+              <m:r>
+                <m:t>1</m:t>
+              </m:r>
+              <m:r>
+                <m:rPr>
+                  <m:sty m:val="p"/>
+                </m:rPr>
+                <m:t>−</m:t>
+              </m:r>
+              <m:r>
+                <m:rPr>
+                  <m:nor/>
+                  <m:sty m:val="p"/>
+                </m:rPr>
+                <m:t>spec</m:t>
+              </m:r>
+            </m:e>
+          </m:d>
+          <m:r>
+            <m:t>​</m:t>
+          </m:r>
+          <m:r>
+            <m:rPr>
+              <m:sty m:val="p"/>
+            </m:rPr>
+            <m:t>⋅</m:t>
+          </m:r>
+          <m:r>
+            <m:t>​</m:t>
+          </m:r>
+          <m:d>
+            <m:dPr>
+              <m:begChr m:val="("/>
+              <m:sepChr m:val=""/>
+              <m:endChr m:val=")"/>
+              <m:grow/>
+            </m:dPr>
+            <m:e>
+              <m:r>
+                <m:t>1</m:t>
+              </m:r>
+              <m:r>
+                <m:rPr>
+                  <m:sty m:val="p"/>
+                </m:rPr>
+                <m:t>−</m:t>
+              </m:r>
+              <m:r>
+                <m:t>π</m:t>
+              </m:r>
+            </m:e>
+          </m:d>
+          <m:r>
+            <m:t>​</m:t>
+          </m:r>
+          <m:r>
+            <m:t>  </m:t>
+          </m:r>
+          <m:r>
+            <m:rPr>
+              <m:sty m:val="p"/>
+            </m:rPr>
+            <m:t>(</m:t>
+          </m:r>
+          <m:r>
+            <m:t>17</m:t>
+          </m:r>
+          <m:r>
+            <m:rPr>
+              <m:sty m:val="p"/>
+            </m:rPr>
+            <m:t>)</m:t>
+          </m:r>
+        </m:oMath>
+      </m:oMathPara>
+      <w:bookmarkEnd w:id="47"/>
+    </w:p>
+    <w:bookmarkEnd w:id="48"/>
+    <w:p>
+      <w:pPr>
+        <w:pStyle w:val="FirstParagraph"/>
+      </w:pPr>
+      <w:r>
+        <w:rPr>
+          <w:i/>
+          <w:iCs/>
+        </w:rPr>
+        <w:t xml:space="preserve">Proof</w:t>
+      </w:r>
+      <w:r>
+        <w:t xml:space="preserve">. </w:t>
+      </w:r>
+      <w:r>
+        <w:t xml:space="preserve">This is the solution to</w:t>
+      </w:r>
+      <w:r>
+        <w:t xml:space="preserve"> </w:t>
+      </w:r>
+      <w:hyperlink w:anchor="exr-prob-positive">
+        <w:r>
+          <w:rPr>
+            <w:rStyle w:val="Hyperlink"/>
+          </w:rPr>
+          <w:t xml:space="preserve">Exercise 1</w:t>
+        </w:r>
+      </w:hyperlink>
+      <w:r>
+        <w:t xml:space="preserve">, worked in</w:t>
+      </w:r>
+      <w:r>
+        <w:t xml:space="preserve"> </w:t>
+      </w:r>
+      <w:hyperlink w:anchor="sol-prob-positive">
+        <w:r>
+          <w:rPr>
+            <w:rStyle w:val="Hyperlink"/>
+          </w:rPr>
+          <w:t xml:space="preserve">Solution 1</w:t>
+        </w:r>
+      </w:hyperlink>
+      <w:r>
+        <w:t xml:space="preserve">.</w:t>
+      </w:r>
+    </w:p>
+    <w:bookmarkStart w:id="49" w:name="exr-ppv-bayes"/>
+    <w:p>
+      <w:pPr>
+        <w:pStyle w:val="BodyText"/>
       </w:pPr>
       <w:r>
         <w:rPr>
@@ -5302,8 +5663,8 @@
         <w:t xml:space="preserve">of the disease.</w:t>
       </w:r>
     </w:p>
-    <w:bookmarkEnd w:id="47"/>
-    <w:bookmarkStart w:id="49" w:name="sol-ppv-bayes"/>
+    <w:bookmarkEnd w:id="49"/>
+    <w:bookmarkStart w:id="51" w:name="sol-ppv-bayes"/>
     <w:p>
       <w:pPr>
         <w:pStyle w:val="FirstParagraph"/>
@@ -5419,7 +5780,7 @@
       <w:pPr>
         <w:pStyle w:val="BodyText"/>
       </w:pPr>
-      <w:bookmarkStart w:id="48" w:name="eq-ppv-bayes-exr"/>
+      <w:bookmarkStart w:id="50" w:name="eq-ppv-bayes-exr"/>
       <m:oMathPara>
         <m:oMathParaPr>
           <m:jc m:val="center"/>
@@ -5932,7 +6293,7 @@
             <m:t>(</m:t>
           </m:r>
           <m:r>
-            <m:t>17</m:t>
+            <m:t>18</m:t>
           </m:r>
           <m:r>
             <m:rPr>
@@ -5942,10 +6303,10 @@
           </m:r>
         </m:oMath>
       </m:oMathPara>
-      <w:bookmarkEnd w:id="48"/>
+      <w:bookmarkEnd w:id="50"/>
     </w:p>
-    <w:bookmarkEnd w:id="49"/>
-    <w:bookmarkStart w:id="50" w:name="exr-ppv-ratio-form"/>
+    <w:bookmarkEnd w:id="51"/>
+    <w:bookmarkStart w:id="53" w:name="thm-ppv-bayes"/>
     <w:p>
       <w:pPr>
         <w:pStyle w:val="FirstParagraph"/>
@@ -5955,13 +6316,428 @@
           <w:b/>
           <w:bCs/>
         </w:rPr>
-        <w:t xml:space="preserve">Exercise 3 (PPV in terms of two ratios)</w:t>
-      </w:r>
-      <w:r>
-        <w:t xml:space="preserve"> </w:t>
-      </w:r>
-      <w:r>
-        <w:t xml:space="preserve">Rewrite the expression for the positive predictive value from</w:t>
+        <w:t xml:space="preserve">Theorem 2 (PPV from Bayes’ theorem)</w:t>
+      </w:r>
+      <w:r>
+        <w:t xml:space="preserve"> </w:t>
+      </w:r>
+      <w:r>
+        <w:t xml:space="preserve">Let</w:t>
+      </w:r>
+      <w:r>
+        <w:t xml:space="preserve"> </w:t>
+      </w:r>
+      <m:oMath>
+        <m:r>
+          <m:rPr>
+            <m:nor/>
+            <m:sty m:val="p"/>
+          </m:rPr>
+          <m:t>sens</m:t>
+        </m:r>
+      </m:oMath>
+      <w:r>
+        <w:t xml:space="preserve"> </w:t>
+      </w:r>
+      <w:r>
+        <w:t xml:space="preserve">be the</w:t>
+      </w:r>
+      <w:r>
+        <w:t xml:space="preserve"> </w:t>
+      </w:r>
+      <w:hyperlink w:anchor="def-sensitivity">
+        <w:r>
+          <w:rPr>
+            <w:rStyle w:val="Hyperlink"/>
+          </w:rPr>
+          <w:t xml:space="preserve">sensitivity</w:t>
+        </w:r>
+      </w:hyperlink>
+      <w:r>
+        <w:t xml:space="preserve"> </w:t>
+      </w:r>
+      <w:r>
+        <w:t xml:space="preserve">of a diagnostic test,</w:t>
+      </w:r>
+      <w:r>
+        <w:t xml:space="preserve"> </w:t>
+      </w:r>
+      <m:oMath>
+        <m:r>
+          <m:rPr>
+            <m:nor/>
+            <m:sty m:val="p"/>
+          </m:rPr>
+          <m:t>spec</m:t>
+        </m:r>
+      </m:oMath>
+      <w:r>
+        <w:t xml:space="preserve"> </w:t>
+      </w:r>
+      <w:r>
+        <w:t xml:space="preserve">its</w:t>
+      </w:r>
+      <w:r>
+        <w:t xml:space="preserve"> </w:t>
+      </w:r>
+      <w:hyperlink w:anchor="def-specificity">
+        <w:r>
+          <w:rPr>
+            <w:rStyle w:val="Hyperlink"/>
+          </w:rPr>
+          <w:t xml:space="preserve">specificity</w:t>
+        </w:r>
+      </w:hyperlink>
+      <w:r>
+        <w:t xml:space="preserve">,</w:t>
+      </w:r>
+      <w:r>
+        <w:t xml:space="preserve"> </w:t>
+      </w:r>
+      <w:r>
+        <w:t xml:space="preserve">and</w:t>
+      </w:r>
+      <w:r>
+        <w:t xml:space="preserve"> </w:t>
+      </w:r>
+      <m:oMath>
+        <m:r>
+          <m:t>π</m:t>
+        </m:r>
+      </m:oMath>
+      <w:r>
+        <w:t xml:space="preserve"> </w:t>
+      </w:r>
+      <w:r>
+        <w:t xml:space="preserve">the</w:t>
+      </w:r>
+      <w:r>
+        <w:t xml:space="preserve"> </w:t>
+      </w:r>
+      <w:hyperlink w:anchor="def-prevalence">
+        <w:r>
+          <w:rPr>
+            <w:rStyle w:val="Hyperlink"/>
+          </w:rPr>
+          <w:t xml:space="preserve">prevalence</w:t>
+        </w:r>
+      </w:hyperlink>
+      <w:r>
+        <w:t xml:space="preserve"> </w:t>
+      </w:r>
+      <w:r>
+        <w:t xml:space="preserve">of the disease.</w:t>
+      </w:r>
+      <w:r>
+        <w:t xml:space="preserve"> </w:t>
+      </w:r>
+      <w:r>
+        <w:t xml:space="preserve">If the probability of a positive test is positive,</w:t>
+      </w:r>
+      <w:r>
+        <w:t xml:space="preserve"> </w:t>
+      </w:r>
+      <m:oMath>
+        <m:r>
+          <m:rPr>
+            <m:nor/>
+            <m:sty m:val="p"/>
+          </m:rPr>
+          <m:t>sens</m:t>
+        </m:r>
+        <m:r>
+          <m:rPr>
+            <m:sty m:val="p"/>
+          </m:rPr>
+          <m:t>⋅</m:t>
+        </m:r>
+        <m:r>
+          <m:t>π</m:t>
+        </m:r>
+        <m:r>
+          <m:rPr>
+            <m:sty m:val="p"/>
+          </m:rPr>
+          <m:t>+</m:t>
+        </m:r>
+        <m:r>
+          <m:t>​</m:t>
+        </m:r>
+        <m:d>
+          <m:dPr>
+            <m:begChr m:val="("/>
+            <m:sepChr m:val=""/>
+            <m:endChr m:val=")"/>
+            <m:grow/>
+          </m:dPr>
+          <m:e>
+            <m:r>
+              <m:t>1</m:t>
+            </m:r>
+            <m:r>
+              <m:rPr>
+                <m:sty m:val="p"/>
+              </m:rPr>
+              <m:t>−</m:t>
+            </m:r>
+            <m:r>
+              <m:rPr>
+                <m:nor/>
+                <m:sty m:val="p"/>
+              </m:rPr>
+              <m:t>spec</m:t>
+            </m:r>
+          </m:e>
+        </m:d>
+        <m:r>
+          <m:t>​</m:t>
+        </m:r>
+        <m:r>
+          <m:rPr>
+            <m:sty m:val="p"/>
+          </m:rPr>
+          <m:t>⋅</m:t>
+        </m:r>
+        <m:r>
+          <m:t>​</m:t>
+        </m:r>
+        <m:d>
+          <m:dPr>
+            <m:begChr m:val="("/>
+            <m:sepChr m:val=""/>
+            <m:endChr m:val=")"/>
+            <m:grow/>
+          </m:dPr>
+          <m:e>
+            <m:r>
+              <m:t>1</m:t>
+            </m:r>
+            <m:r>
+              <m:rPr>
+                <m:sty m:val="p"/>
+              </m:rPr>
+              <m:t>−</m:t>
+            </m:r>
+            <m:r>
+              <m:t>π</m:t>
+            </m:r>
+          </m:e>
+        </m:d>
+        <m:r>
+          <m:t>​</m:t>
+        </m:r>
+        <m:r>
+          <m:rPr>
+            <m:sty m:val="p"/>
+          </m:rPr>
+          <m:t>&gt;</m:t>
+        </m:r>
+        <m:r>
+          <m:t>0</m:t>
+        </m:r>
+      </m:oMath>
+      <w:r>
+        <w:t xml:space="preserve">,</w:t>
+      </w:r>
+      <w:r>
+        <w:t xml:space="preserve"> </w:t>
+      </w:r>
+      <w:r>
+        <w:t xml:space="preserve">then the</w:t>
+      </w:r>
+      <w:r>
+        <w:t xml:space="preserve"> </w:t>
+      </w:r>
+      <w:hyperlink w:anchor="def-ppv">
+        <w:r>
+          <w:rPr>
+            <w:rStyle w:val="Hyperlink"/>
+          </w:rPr>
+          <w:t xml:space="preserve">positive predictive value</w:t>
+        </w:r>
+      </w:hyperlink>
+      <w:r>
+        <w:t xml:space="preserve"> </w:t>
+      </w:r>
+      <w:r>
+        <w:t xml:space="preserve">of the test is:</w:t>
+      </w:r>
+    </w:p>
+    <w:p>
+      <w:pPr>
+        <w:pStyle w:val="BodyText"/>
+      </w:pPr>
+      <w:bookmarkStart w:id="52" w:name="eq-ppv-bayes"/>
+      <m:oMathPara>
+        <m:oMathParaPr>
+          <m:jc m:val="center"/>
+        </m:oMathParaPr>
+        <m:oMath>
+          <m:r>
+            <m:rPr>
+              <m:nor/>
+              <m:sty m:val="p"/>
+            </m:rPr>
+            <m:t>PPV</m:t>
+          </m:r>
+          <m:r>
+            <m:rPr>
+              <m:sty m:val="p"/>
+            </m:rPr>
+            <m:t>=</m:t>
+          </m:r>
+          <m:f>
+            <m:fPr>
+              <m:type m:val="bar"/>
+            </m:fPr>
+            <m:num>
+              <m:r>
+                <m:rPr>
+                  <m:nor/>
+                  <m:sty m:val="p"/>
+                </m:rPr>
+                <m:t>sens</m:t>
+              </m:r>
+              <m:r>
+                <m:rPr>
+                  <m:sty m:val="p"/>
+                </m:rPr>
+                <m:t>⋅</m:t>
+              </m:r>
+              <m:r>
+                <m:t>π</m:t>
+              </m:r>
+            </m:num>
+            <m:den>
+              <m:r>
+                <m:rPr>
+                  <m:nor/>
+                  <m:sty m:val="p"/>
+                </m:rPr>
+                <m:t>sens</m:t>
+              </m:r>
+              <m:r>
+                <m:rPr>
+                  <m:sty m:val="p"/>
+                </m:rPr>
+                <m:t>⋅</m:t>
+              </m:r>
+              <m:r>
+                <m:t>π</m:t>
+              </m:r>
+              <m:r>
+                <m:rPr>
+                  <m:sty m:val="p"/>
+                </m:rPr>
+                <m:t>+</m:t>
+              </m:r>
+              <m:r>
+                <m:t>​</m:t>
+              </m:r>
+              <m:d>
+                <m:dPr>
+                  <m:begChr m:val="("/>
+                  <m:sepChr m:val=""/>
+                  <m:endChr m:val=")"/>
+                  <m:grow/>
+                </m:dPr>
+                <m:e>
+                  <m:r>
+                    <m:t>1</m:t>
+                  </m:r>
+                  <m:r>
+                    <m:rPr>
+                      <m:sty m:val="p"/>
+                    </m:rPr>
+                    <m:t>−</m:t>
+                  </m:r>
+                  <m:r>
+                    <m:rPr>
+                      <m:nor/>
+                      <m:sty m:val="p"/>
+                    </m:rPr>
+                    <m:t>spec</m:t>
+                  </m:r>
+                </m:e>
+              </m:d>
+              <m:r>
+                <m:t>​</m:t>
+              </m:r>
+              <m:r>
+                <m:rPr>
+                  <m:sty m:val="p"/>
+                </m:rPr>
+                <m:t>⋅</m:t>
+              </m:r>
+              <m:r>
+                <m:t>​</m:t>
+              </m:r>
+              <m:d>
+                <m:dPr>
+                  <m:begChr m:val="("/>
+                  <m:sepChr m:val=""/>
+                  <m:endChr m:val=")"/>
+                  <m:grow/>
+                </m:dPr>
+                <m:e>
+                  <m:r>
+                    <m:t>1</m:t>
+                  </m:r>
+                  <m:r>
+                    <m:rPr>
+                      <m:sty m:val="p"/>
+                    </m:rPr>
+                    <m:t>−</m:t>
+                  </m:r>
+                  <m:r>
+                    <m:t>π</m:t>
+                  </m:r>
+                </m:e>
+              </m:d>
+              <m:r>
+                <m:t>​</m:t>
+              </m:r>
+            </m:den>
+          </m:f>
+          <m:r>
+            <m:t>  </m:t>
+          </m:r>
+          <m:r>
+            <m:rPr>
+              <m:sty m:val="p"/>
+            </m:rPr>
+            <m:t>(</m:t>
+          </m:r>
+          <m:r>
+            <m:t>19</m:t>
+          </m:r>
+          <m:r>
+            <m:rPr>
+              <m:sty m:val="p"/>
+            </m:rPr>
+            <m:t>)</m:t>
+          </m:r>
+        </m:oMath>
+      </m:oMathPara>
+      <w:bookmarkEnd w:id="52"/>
+    </w:p>
+    <w:bookmarkEnd w:id="53"/>
+    <w:p>
+      <w:pPr>
+        <w:pStyle w:val="FirstParagraph"/>
+      </w:pPr>
+      <w:r>
+        <w:rPr>
+          <w:i/>
+          <w:iCs/>
+        </w:rPr>
+        <w:t xml:space="preserve">Proof</w:t>
+      </w:r>
+      <w:r>
+        <w:t xml:space="preserve">. </w:t>
+      </w:r>
+      <w:r>
+        <w:t xml:space="preserve">This is the solution to</w:t>
       </w:r>
       <w:r>
         <w:t xml:space="preserve"> </w:t>
@@ -5972,6 +6748,73 @@
             <w:rStyle w:val="Hyperlink"/>
           </w:rPr>
           <w:t xml:space="preserve">Exercise 2</w:t>
+        </w:r>
+      </w:hyperlink>
+      <w:r>
+        <w:t xml:space="preserve">, worked in</w:t>
+      </w:r>
+      <w:r>
+        <w:t xml:space="preserve"> </w:t>
+      </w:r>
+      <w:hyperlink w:anchor="sol-ppv-bayes">
+        <w:r>
+          <w:rPr>
+            <w:rStyle w:val="Hyperlink"/>
+          </w:rPr>
+          <w:t xml:space="preserve">Solution 2</w:t>
+        </w:r>
+      </w:hyperlink>
+      <w:r>
+        <w:t xml:space="preserve">,</w:t>
+      </w:r>
+      <w:r>
+        <w:t xml:space="preserve"> </w:t>
+      </w:r>
+      <w:r>
+        <w:t xml:space="preserve">which builds on</w:t>
+      </w:r>
+      <w:r>
+        <w:t xml:space="preserve"> </w:t>
+      </w:r>
+      <w:hyperlink w:anchor="thm-prob-positive">
+        <w:r>
+          <w:rPr>
+            <w:rStyle w:val="Hyperlink"/>
+          </w:rPr>
+          <w:t xml:space="preserve">Theorem 1</w:t>
+        </w:r>
+      </w:hyperlink>
+      <w:r>
+        <w:t xml:space="preserve">.</w:t>
+      </w:r>
+    </w:p>
+    <w:bookmarkStart w:id="54" w:name="exr-ppv-ratio-form"/>
+    <w:p>
+      <w:pPr>
+        <w:pStyle w:val="BodyText"/>
+      </w:pPr>
+      <w:r>
+        <w:rPr>
+          <w:b/>
+          <w:bCs/>
+        </w:rPr>
+        <w:t xml:space="preserve">Exercise 3 (PPV in terms of two ratios)</w:t>
+      </w:r>
+      <w:r>
+        <w:t xml:space="preserve"> </w:t>
+      </w:r>
+      <w:r>
+        <w:t xml:space="preserve">Rewrite the expression for the positive predictive value from</w:t>
+      </w:r>
+      <w:r>
+        <w:t xml:space="preserve"> </w:t>
+      </w:r>
+      <w:hyperlink w:anchor="thm-ppv-bayes">
+        <w:r>
+          <w:rPr>
+            <w:rStyle w:val="Hyperlink"/>
+          </w:rPr>
+          <w:t xml:space="preserve">Theorem 2</w:t>
         </w:r>
       </w:hyperlink>
       <w:r>
@@ -6071,8 +6914,8 @@
         <w:t xml:space="preserve">of non-diseased to diseased people in the population.</w:t>
       </w:r>
     </w:p>
-    <w:bookmarkEnd w:id="50"/>
-    <w:bookmarkStart w:id="52" w:name="sol-ppv-ratio-form"/>
+    <w:bookmarkEnd w:id="54"/>
+    <w:bookmarkStart w:id="56" w:name="sol-ppv-ratio-form"/>
     <w:p>
       <w:pPr>
         <w:pStyle w:val="BodyText"/>
@@ -6244,12 +7087,12 @@
       <w:r>
         <w:t xml:space="preserve"> </w:t>
       </w:r>
-      <w:hyperlink w:anchor="exr-ppv-bayes">
+      <w:hyperlink w:anchor="thm-ppv-bayes">
         <w:r>
           <w:rPr>
             <w:rStyle w:val="Hyperlink"/>
           </w:rPr>
-          <w:t xml:space="preserve">Exercise 2</w:t>
+          <w:t xml:space="preserve">Theorem 2</w:t>
         </w:r>
       </w:hyperlink>
       <w:r>
@@ -6343,7 +7186,7 @@
       <w:pPr>
         <w:pStyle w:val="BodyText"/>
       </w:pPr>
-      <w:bookmarkStart w:id="51" w:name="eq-ppv-ratio-form-exr"/>
+      <w:bookmarkStart w:id="55" w:name="eq-ppv-ratio-form-exr"/>
       <m:oMathPara>
         <m:oMathParaPr>
           <m:jc m:val="center"/>
@@ -6937,7 +7780,7 @@
             <m:t>(</m:t>
           </m:r>
           <m:r>
-            <m:t>18</m:t>
+            <m:t>20</m:t>
           </m:r>
           <m:r>
             <m:rPr>
@@ -6947,10 +7790,10 @@
           </m:r>
         </m:oMath>
       </m:oMathPara>
-      <w:bookmarkEnd w:id="51"/>
+      <w:bookmarkEnd w:id="55"/>
     </w:p>
-    <w:bookmarkEnd w:id="52"/>
-    <w:bookmarkStart w:id="54" w:name="thm-ppv-sens-spec-prev"/>
+    <w:bookmarkEnd w:id="56"/>
+    <w:bookmarkStart w:id="58" w:name="thm-ppv-sens-spec-prev"/>
     <w:p>
       <w:pPr>
         <w:pStyle w:val="FirstParagraph"/>
@@ -6960,7 +7803,7 @@
           <w:b/>
           <w:bCs/>
         </w:rPr>
-        <w:t xml:space="preserve">Theorem 1 (PPV in terms of sensitivity, specificity, and prevalence)</w:t>
+        <w:t xml:space="preserve">Theorem 3 (PPV in terms of sensitivity, specificity, and prevalence)</w:t>
       </w:r>
       <w:r>
         <w:t xml:space="preserve"> </w:t>
@@ -7023,7 +7866,7 @@
       <w:pPr>
         <w:pStyle w:val="BodyText"/>
       </w:pPr>
-      <w:bookmarkStart w:id="53" w:name="eq-ppv-sens-spec-prev"/>
+      <w:bookmarkStart w:id="57" w:name="eq-ppv-sens-spec-prev"/>
       <m:oMathPara>
         <m:oMathParaPr>
           <m:jc m:val="center"/>
@@ -7135,7 +7978,7 @@
             <m:t>(</m:t>
           </m:r>
           <m:r>
-            <m:t>19</m:t>
+            <m:t>21</m:t>
           </m:r>
           <m:r>
             <m:rPr>
@@ -7145,9 +7988,9 @@
           </m:r>
         </m:oMath>
       </m:oMathPara>
-      <w:bookmarkEnd w:id="53"/>
+      <w:bookmarkEnd w:id="57"/>
     </w:p>
-    <w:bookmarkEnd w:id="54"/>
+    <w:bookmarkEnd w:id="58"/>
     <w:p>
       <w:pPr>
         <w:pStyle w:val="FirstParagraph"/>
@@ -7177,47 +8020,61 @@
         </w:r>
       </w:hyperlink>
       <w:r>
-        <w:t xml:space="preserve">,</w:t>
-      </w:r>
-      <w:r>
-        <w:t xml:space="preserve"> </w:t>
-      </w:r>
-      <w:r>
-        <w:t xml:space="preserve">which builds on</w:t>
-      </w:r>
-      <w:r>
-        <w:t xml:space="preserve"> </w:t>
-      </w:r>
-      <w:hyperlink w:anchor="exr-ppv-bayes">
+        <w:t xml:space="preserve">, worked in</w:t>
+      </w:r>
+      <w:r>
+        <w:t xml:space="preserve"> </w:t>
+      </w:r>
+      <w:hyperlink w:anchor="sol-ppv-ratio-form">
         <w:r>
           <w:rPr>
             <w:rStyle w:val="Hyperlink"/>
           </w:rPr>
-          <w:t xml:space="preserve">Exercise 2</w:t>
+          <w:t xml:space="preserve">Solution 3</w:t>
         </w:r>
       </w:hyperlink>
       <w:r>
-        <w:t xml:space="preserve"> </w:t>
-      </w:r>
-      <w:r>
-        <w:t xml:space="preserve">and</w:t>
-      </w:r>
-      <w:r>
-        <w:t xml:space="preserve"> </w:t>
-      </w:r>
-      <w:hyperlink w:anchor="exr-prob-positive">
+        <w:t xml:space="preserve">,</w:t>
+      </w:r>
+      <w:r>
+        <w:t xml:space="preserve"> </w:t>
+      </w:r>
+      <w:r>
+        <w:t xml:space="preserve">which builds on</w:t>
+      </w:r>
+      <w:r>
+        <w:t xml:space="preserve"> </w:t>
+      </w:r>
+      <w:hyperlink w:anchor="thm-ppv-bayes">
         <w:r>
           <w:rPr>
             <w:rStyle w:val="Hyperlink"/>
           </w:rPr>
-          <w:t xml:space="preserve">Exercise 1</w:t>
+          <w:t xml:space="preserve">Theorem 2</w:t>
         </w:r>
       </w:hyperlink>
       <w:r>
+        <w:t xml:space="preserve"> </w:t>
+      </w:r>
+      <w:r>
+        <w:t xml:space="preserve">and</w:t>
+      </w:r>
+      <w:r>
+        <w:t xml:space="preserve"> </w:t>
+      </w:r>
+      <w:hyperlink w:anchor="thm-prob-positive">
+        <w:r>
+          <w:rPr>
+            <w:rStyle w:val="Hyperlink"/>
+          </w:rPr>
+          <w:t xml:space="preserve">Theorem 1</w:t>
+        </w:r>
+      </w:hyperlink>
+      <w:r>
         <w:t xml:space="preserve">.</w:t>
       </w:r>
     </w:p>
-    <w:bookmarkStart w:id="57" w:name="exm-ppv-sens-spec-prev"/>
+    <w:bookmarkStart w:id="61" w:name="exm-ppv-sens-spec-prev"/>
     <w:p>
       <w:pPr>
         <w:pStyle w:val="BodyText"/>
@@ -7294,7 +8151,7 @@
           <w:rPr>
             <w:rStyle w:val="Hyperlink"/>
           </w:rPr>
-          <w:t xml:space="preserve">Theorem 1</w:t>
+          <w:t xml:space="preserve">Theorem 3</w:t>
         </w:r>
       </w:hyperlink>
       <w:r>
@@ -7308,7 +8165,7 @@
       <w:pPr>
         <w:pStyle w:val="BodyText"/>
       </w:pPr>
-      <w:bookmarkStart w:id="55" w:name="eq-ppv-sens-spec-prev-exm"/>
+      <w:bookmarkStart w:id="59" w:name="eq-ppv-sens-spec-prev-exm"/>
       <m:oMathPara>
         <m:oMathParaPr>
           <m:jc m:val="center"/>
@@ -7791,7 +8648,7 @@
             <m:t>(</m:t>
           </m:r>
           <m:r>
-            <m:t>20</m:t>
+            <m:t>22</m:t>
           </m:r>
           <m:r>
             <m:rPr>
@@ -7801,7 +8658,7 @@
           </m:r>
         </m:oMath>
       </m:oMathPara>
-      <w:bookmarkEnd w:id="55"/>
+      <w:bookmarkEnd w:id="59"/>
     </w:p>
     <w:p>
       <w:pPr>
@@ -7884,7 +8741,7 @@
       <w:pPr>
         <w:pStyle w:val="BodyText"/>
       </w:pPr>
-      <w:bookmarkStart w:id="56" w:name="eq-ppv-sens-spec-prev-exm-2"/>
+      <w:bookmarkStart w:id="60" w:name="eq-ppv-sens-spec-prev-exm-2"/>
       <m:oMathPara>
         <m:oMathParaPr>
           <m:jc m:val="center"/>
@@ -8149,7 +9006,7 @@
             <m:t>(</m:t>
           </m:r>
           <m:r>
-            <m:t>21</m:t>
+            <m:t>23</m:t>
           </m:r>
           <m:r>
             <m:rPr>
@@ -8159,7 +9016,7 @@
           </m:r>
         </m:oMath>
       </m:oMathPara>
-      <w:bookmarkEnd w:id="56"/>
+      <w:bookmarkEnd w:id="60"/>
     </w:p>
     <w:p>
       <w:pPr>
@@ -8169,8 +9026,8 @@
         <w:t xml:space="preserve">so about 9 in 10 positive results would be false positives.</w:t>
       </w:r>
     </w:p>
-    <w:bookmarkEnd w:id="57"/>
-    <w:bookmarkStart w:id="58" w:name="rem-ppv-prevalence"/>
+    <w:bookmarkEnd w:id="61"/>
+    <w:bookmarkStart w:id="62" w:name="rem-ppv-prevalence"/>
     <w:p>
       <w:pPr>
         <w:pStyle w:val="BodyText"/>
@@ -8249,7 +9106,7 @@
           <w:rPr>
             <w:rStyle w:val="Hyperlink"/>
           </w:rPr>
-          <w:t xml:space="preserve">Theorem 1</w:t>
+          <w:t xml:space="preserve">Theorem 3</w:t>
         </w:r>
       </w:hyperlink>
       <w:r>
@@ -8294,8 +9151,8 @@
         <w:t xml:space="preserve">shows.</w:t>
       </w:r>
     </w:p>
-    <w:bookmarkEnd w:id="58"/>
-    <w:bookmarkEnd w:id="59"/>
+    <w:bookmarkEnd w:id="62"/>
+    <w:bookmarkEnd w:id="63"/>
     <w:sectPr>
       <w:footnotePr>
         <w:numRestart w:val="eachSect"/>
